--- a/src/main/resources/template/template.docx
+++ b/src/main/resources/template/template.docx
@@ -18,7 +18,9 @@
         <w:shd w:val="clear" w:color="auto" w:fill="auto"/>
         <w:tblLayout w:type="autofit"/>
         <w:tblCellMar>
+          <w:top w:w="0" w:type="dxa"/>
           <w:left w:w="108" w:type="dxa"/>
+          <w:bottom w:w="0" w:type="dxa"/>
           <w:right w:w="108" w:type="dxa"/>
         </w:tblCellMar>
       </w:tblPr>
@@ -36,6 +38,8 @@
           </w:tcPr>
           <w:p>
             <w:pPr>
+              <w:widowControl w:val="0"/>
+              <w:jc w:val="both"/>
               <w:rPr>
                 <w:rFonts w:hint="default" w:ascii="Arial Regular" w:hAnsi="Arial Regular" w:cs="Arial Regular"/>
                 <w:color w:val="auto"/>
@@ -65,6 +69,8 @@
           </w:tcPr>
           <w:p>
             <w:pPr>
+              <w:widowControl w:val="0"/>
+              <w:jc w:val="both"/>
               <w:rPr>
                 <w:rFonts w:hint="default" w:ascii="Arial Regular" w:hAnsi="Arial Regular" w:cs="Arial Regular"/>
                 <w:color w:val="auto"/>
@@ -94,6 +100,8 @@
           </w:tcPr>
           <w:p>
             <w:pPr>
+              <w:widowControl w:val="0"/>
+              <w:jc w:val="both"/>
               <w:rPr>
                 <w:rFonts w:hint="default" w:ascii="Arial Regular" w:hAnsi="Arial Regular" w:cs="Arial Regular"/>
                 <w:color w:val="auto"/>
@@ -124,6 +132,8 @@
           </w:tcPr>
           <w:p>
             <w:pPr>
+              <w:widowControl w:val="0"/>
+              <w:jc w:val="both"/>
               <w:rPr>
                 <w:rFonts w:hint="default" w:ascii="Arial Regular" w:hAnsi="Arial Regular" w:cs="Arial Regular"/>
                 <w:color w:val="auto"/>
@@ -155,6 +165,8 @@
           </w:tcPr>
           <w:p>
             <w:pPr>
+              <w:widowControl w:val="0"/>
+              <w:jc w:val="both"/>
               <w:rPr>
                 <w:rFonts w:hint="default" w:ascii="Arial Regular" w:hAnsi="Arial Regular" w:cs="Arial Regular"/>
                 <w:color w:val="auto"/>
@@ -185,6 +197,8 @@
           </w:tcPr>
           <w:p>
             <w:pPr>
+              <w:widowControl w:val="0"/>
+              <w:jc w:val="both"/>
               <w:rPr>
                 <w:rFonts w:hint="default" w:ascii="Arial Regular" w:hAnsi="Arial Regular" w:cs="Arial Regular"/>
                 <w:color w:val="auto"/>
@@ -215,6 +229,8 @@
           </w:tcPr>
           <w:p>
             <w:pPr>
+              <w:widowControl w:val="0"/>
+              <w:jc w:val="both"/>
               <w:rPr>
                 <w:rFonts w:hint="default" w:ascii="Arial Regular" w:hAnsi="Arial Regular" w:cs="Arial Regular"/>
                 <w:color w:val="auto"/>
@@ -245,6 +261,8 @@
           </w:tcPr>
           <w:p>
             <w:pPr>
+              <w:widowControl w:val="0"/>
+              <w:jc w:val="both"/>
               <w:rPr>
                 <w:rFonts w:hint="default" w:ascii="Arial Regular" w:hAnsi="Arial Regular" w:cs="Arial Regular"/>
                 <w:color w:val="auto"/>
@@ -275,6 +293,8 @@
           </w:tcPr>
           <w:p>
             <w:pPr>
+              <w:widowControl w:val="0"/>
+              <w:jc w:val="both"/>
               <w:rPr>
                 <w:rFonts w:hint="default" w:ascii="Arial Regular" w:hAnsi="Arial Regular" w:cs="Arial Regular"/>
                 <w:color w:val="auto"/>
@@ -305,6 +325,8 @@
           </w:tcPr>
           <w:p>
             <w:pPr>
+              <w:widowControl w:val="0"/>
+              <w:jc w:val="both"/>
               <w:rPr>
                 <w:rFonts w:hint="default" w:ascii="Arial Regular" w:hAnsi="Arial Regular" w:cs="Arial Regular"/>
                 <w:color w:val="auto"/>
@@ -361,16 +383,21 @@
         <w:gridCol w:w="2153"/>
       </w:tblGrid>
       <w:tr>
+        <w:trPr>
+          <w:trHeight w:val="151" w:hRule="atLeast"/>
+        </w:trPr>
         <w:tc>
           <w:tcPr>
             <w:tcW w:w="9823" w:type="dxa"/>
             <w:gridSpan w:val="6"/>
-            <w:shd w:val="clear" w:color="auto" w:fill="auto"/>
-          </w:tcPr>
-          <w:p>
-            <w:pPr>
+            <w:shd w:val="clear" w:color="auto" w:fill="1E4D78"/>
+          </w:tcPr>
+          <w:p>
+            <w:pPr>
+              <w:widowControl w:val="0"/>
               <w:jc w:val="center"/>
               <w:rPr>
+                <w:highlight w:val="blue"/>
                 <w:vertAlign w:val="baseline"/>
               </w:rPr>
             </w:pPr>
@@ -380,6 +407,7 @@
                 <w:color w:val="FFFFFF" w:themeColor="background1"/>
                 <w:sz w:val="18"/>
                 <w:szCs w:val="18"/>
+                <w:highlight w:val="none"/>
                 <w:vertAlign w:val="baseline"/>
                 <w:lang w:val="en-US"/>
                 <w14:textFill>
@@ -402,6 +430,8 @@
           </w:tcPr>
           <w:p>
             <w:pPr>
+              <w:widowControl w:val="0"/>
+              <w:jc w:val="both"/>
               <w:rPr>
                 <w:rFonts w:hint="default" w:ascii="Arial Regular" w:hAnsi="Arial Regular" w:cs="Arial Regular"/>
                 <w:sz w:val="18"/>
@@ -430,6 +460,8 @@
           </w:tcPr>
           <w:p>
             <w:pPr>
+              <w:widowControl w:val="0"/>
+              <w:jc w:val="both"/>
               <w:rPr>
                 <w:rFonts w:hint="default" w:ascii="Arial Regular" w:hAnsi="Arial Regular" w:cs="Arial Regular"/>
                 <w:sz w:val="18"/>
@@ -458,6 +490,8 @@
           </w:tcPr>
           <w:p>
             <w:pPr>
+              <w:widowControl w:val="0"/>
+              <w:jc w:val="both"/>
               <w:rPr>
                 <w:rFonts w:hint="default" w:ascii="Arial Regular" w:hAnsi="Arial Regular" w:cs="Arial Regular"/>
                 <w:sz w:val="18"/>
@@ -487,6 +521,8 @@
           </w:tcPr>
           <w:p>
             <w:pPr>
+              <w:widowControl w:val="0"/>
+              <w:jc w:val="both"/>
               <w:rPr>
                 <w:rFonts w:hint="default" w:ascii="Arial Regular" w:hAnsi="Arial Regular" w:cs="Arial Regular"/>
                 <w:sz w:val="18"/>
@@ -515,6 +551,8 @@
           </w:tcPr>
           <w:p>
             <w:pPr>
+              <w:widowControl w:val="0"/>
+              <w:jc w:val="both"/>
               <w:rPr>
                 <w:rFonts w:hint="default" w:ascii="Arial Regular" w:hAnsi="Arial Regular" w:cs="Arial Regular"/>
                 <w:sz w:val="18"/>
@@ -533,6 +571,8 @@
           </w:tcPr>
           <w:p>
             <w:pPr>
+              <w:widowControl w:val="0"/>
+              <w:jc w:val="both"/>
               <w:rPr>
                 <w:rFonts w:hint="default" w:ascii="Arial Regular" w:hAnsi="Arial Regular" w:cs="Arial Regular"/>
                 <w:sz w:val="18"/>
@@ -560,6 +600,8 @@
           </w:tcPr>
           <w:p>
             <w:pPr>
+              <w:widowControl w:val="0"/>
+              <w:jc w:val="both"/>
               <w:rPr>
                 <w:rFonts w:hint="default" w:ascii="Arial Regular" w:hAnsi="Arial Regular" w:cs="Arial Regular"/>
                 <w:sz w:val="18"/>
@@ -579,6 +621,8 @@
           </w:tcPr>
           <w:p>
             <w:pPr>
+              <w:widowControl w:val="0"/>
+              <w:jc w:val="both"/>
               <w:rPr>
                 <w:rFonts w:hint="default" w:ascii="Arial Regular" w:hAnsi="Arial Regular" w:cs="Arial Regular"/>
                 <w:sz w:val="18"/>
@@ -607,6 +651,8 @@
           </w:tcPr>
           <w:p>
             <w:pPr>
+              <w:widowControl w:val="0"/>
+              <w:jc w:val="both"/>
               <w:rPr>
                 <w:rFonts w:hint="default" w:ascii="Arial Regular" w:hAnsi="Arial Regular" w:cs="Arial Regular"/>
                 <w:sz w:val="18"/>
@@ -625,6 +671,8 @@
           </w:tcPr>
           <w:p>
             <w:pPr>
+              <w:widowControl w:val="0"/>
+              <w:jc w:val="both"/>
               <w:rPr>
                 <w:rFonts w:hint="default" w:ascii="Arial Regular" w:hAnsi="Arial Regular" w:cs="Arial Regular"/>
                 <w:sz w:val="18"/>
@@ -652,6 +700,8 @@
           </w:tcPr>
           <w:p>
             <w:pPr>
+              <w:widowControl w:val="0"/>
+              <w:jc w:val="both"/>
               <w:rPr>
                 <w:rFonts w:hint="default" w:ascii="Arial Regular" w:hAnsi="Arial Regular" w:cs="Arial Regular"/>
                 <w:sz w:val="18"/>
@@ -695,127 +745,20 @@
         <w:tc>
           <w:tcPr>
             <w:tcW w:w="9823" w:type="dxa"/>
-            <w:shd w:val="clear" w:color="auto" w:fill="auto"/>
-          </w:tcPr>
-          <w:p>
-            <w:pPr>
+            <w:shd w:val="clear" w:color="auto" w:fill="1E4D78"/>
+          </w:tcPr>
+          <w:p>
+            <w:pPr>
+              <w:widowControl w:val="0"/>
               <w:jc w:val="center"/>
               <w:rPr>
-                <w:color w:val="auto"/>
-                <w:vertAlign w:val="baseline"/>
-              </w:rPr>
-            </w:pPr>
-            <w:bookmarkStart w:id="0" w:name="_GoBack"/>
-            <w:r>
-              <w:rPr>
-                <w:rFonts w:hint="default" w:ascii="Arial Regular" w:hAnsi="Arial Regular" w:cs="Arial Regular"/>
-                <w:color w:val="auto"/>
-                <w:sz w:val="18"/>
-                <w:szCs w:val="18"/>
-                <w:vertAlign w:val="baseline"/>
-                <w:lang w:val="en-US"/>
-              </w:rPr>
-              <w:t>${</w:t>
-            </w:r>
-            <w:r>
-              <w:rPr>
-                <w:rFonts w:hint="default" w:ascii="Arial Regular" w:hAnsi="Arial Regular" w:cs="Arial Regular"/>
-                <w:color w:val="auto"/>
-                <w:sz w:val="18"/>
-                <w:szCs w:val="18"/>
-                <w:vertAlign w:val="baseline"/>
-                <w:lang w:val="en-US" w:eastAsia="zh-CN"/>
-              </w:rPr>
-              <w:t>fileValidation</w:t>
-            </w:r>
-            <w:r>
-              <w:rPr>
-                <w:rFonts w:hint="default" w:ascii="Arial Regular" w:hAnsi="Arial Regular" w:cs="Arial Regular"/>
-                <w:color w:val="auto"/>
-                <w:sz w:val="18"/>
-                <w:szCs w:val="18"/>
-                <w:vertAlign w:val="baseline"/>
-                <w:lang w:val="en-US"/>
-              </w:rPr>
-              <w:t>}</w:t>
-            </w:r>
-          </w:p>
-        </w:tc>
-      </w:tr>
-      <w:tr>
-        <w:tc>
-          <w:tcPr>
-            <w:tcW w:w="9823" w:type="dxa"/>
-          </w:tcPr>
-          <w:p>
-            <w:pPr>
-              <w:rPr>
-                <w:rFonts w:hint="default" w:ascii="Arial Regular" w:hAnsi="Arial Regular" w:cs="Arial Regular"/>
-                <w:color w:val="auto"/>
-                <w:sz w:val="18"/>
-                <w:szCs w:val="18"/>
-                <w:vertAlign w:val="baseline"/>
-                <w:lang w:val="en-US"/>
-              </w:rPr>
-            </w:pPr>
-            <w:r>
-              <w:rPr>
-                <w:rFonts w:hint="default" w:ascii="Arial Regular" w:hAnsi="Arial Regular" w:cs="Arial Regular"/>
-                <w:color w:val="auto"/>
-                <w:sz w:val="18"/>
-                <w:szCs w:val="18"/>
-                <w:vertAlign w:val="baseline"/>
-                <w:lang w:val="en-US"/>
-              </w:rPr>
-              <w:t>${fileValidationValues}</w:t>
-            </w:r>
-          </w:p>
-        </w:tc>
-      </w:tr>
-      <w:bookmarkEnd w:id="0"/>
-    </w:tbl>
-    <w:p>
-      <w:pPr>
-        <w:ind w:left="-1000" w:leftChars="-500" w:firstLine="0" w:firstLineChars="0"/>
-      </w:pPr>
-    </w:p>
-    <w:tbl>
-      <w:tblPr>
-        <w:tblStyle w:val="7"/>
-        <w:tblpPr w:leftFromText="180" w:rightFromText="180" w:vertAnchor="text" w:horzAnchor="page" w:tblpX="898" w:tblpY="232"/>
-        <w:tblOverlap w:val="never"/>
-        <w:tblW w:w="9823" w:type="dxa"/>
-        <w:tblInd w:w="0" w:type="dxa"/>
-        <w:tblBorders>
-          <w:top w:val="single" w:color="auto" w:sz="4" w:space="0"/>
-          <w:left w:val="single" w:color="auto" w:sz="4" w:space="0"/>
-          <w:bottom w:val="single" w:color="auto" w:sz="4" w:space="0"/>
-          <w:right w:val="single" w:color="auto" w:sz="4" w:space="0"/>
-          <w:insideH w:val="single" w:color="auto" w:sz="4" w:space="0"/>
-          <w:insideV w:val="single" w:color="auto" w:sz="4" w:space="0"/>
-        </w:tblBorders>
-        <w:tblLayout w:type="autofit"/>
-        <w:tblCellMar>
-          <w:top w:w="0" w:type="dxa"/>
-          <w:left w:w="108" w:type="dxa"/>
-          <w:bottom w:w="0" w:type="dxa"/>
-          <w:right w:w="108" w:type="dxa"/>
-        </w:tblCellMar>
-      </w:tblPr>
-      <w:tblGrid>
-        <w:gridCol w:w="9823"/>
-      </w:tblGrid>
-      <w:tr>
-        <w:tc>
-          <w:tcPr>
-            <w:tcW w:w="9823" w:type="dxa"/>
-            <w:shd w:val="clear" w:color="auto" w:fill="1E4D78" w:themeFill="accent1" w:themeFillShade="7F"/>
-          </w:tcPr>
-          <w:p>
-            <w:pPr>
-              <w:jc w:val="center"/>
-              <w:rPr>
-                <w:vertAlign w:val="baseline"/>
+                <w:color w:val="FFFFFF" w:themeColor="background1"/>
+                <w:vertAlign w:val="baseline"/>
+                <w14:textFill>
+                  <w14:solidFill>
+                    <w14:schemeClr w14:val="bg1"/>
+                  </w14:solidFill>
+                </w14:textFill>
               </w:rPr>
             </w:pPr>
             <w:r>
@@ -848,7 +791,7 @@
                   </w14:solidFill>
                 </w14:textFill>
               </w:rPr>
-              <w:t>prerequisites</w:t>
+              <w:t>fileValidation</w:t>
             </w:r>
             <w:r>
               <w:rPr>
@@ -876,23 +819,27 @@
           </w:tcPr>
           <w:p>
             <w:pPr>
-              <w:rPr>
-                <w:rFonts w:hint="default" w:ascii="Arial Regular" w:hAnsi="Arial Regular" w:cs="Arial Regular"/>
-                <w:sz w:val="18"/>
-                <w:szCs w:val="18"/>
-                <w:vertAlign w:val="baseline"/>
-                <w:lang w:val="en-US"/>
-              </w:rPr>
-            </w:pPr>
-            <w:r>
-              <w:rPr>
-                <w:rFonts w:hint="default" w:ascii="Arial Regular" w:hAnsi="Arial Regular" w:cs="Arial Regular"/>
-                <w:sz w:val="18"/>
-                <w:szCs w:val="18"/>
-                <w:vertAlign w:val="baseline"/>
-                <w:lang w:val="en-US"/>
-              </w:rPr>
-              <w:t>${prerequicitesValues}</w:t>
+              <w:widowControl w:val="0"/>
+              <w:jc w:val="both"/>
+              <w:rPr>
+                <w:rFonts w:hint="default" w:ascii="Arial Regular" w:hAnsi="Arial Regular" w:cs="Arial Regular"/>
+                <w:color w:val="auto"/>
+                <w:sz w:val="18"/>
+                <w:szCs w:val="18"/>
+                <w:vertAlign w:val="baseline"/>
+                <w:lang w:val="en-US"/>
+              </w:rPr>
+            </w:pPr>
+            <w:r>
+              <w:rPr>
+                <w:rFonts w:hint="default" w:ascii="Arial Regular" w:hAnsi="Arial Regular" w:cs="Arial Regular"/>
+                <w:color w:val="auto"/>
+                <w:sz w:val="18"/>
+                <w:szCs w:val="18"/>
+                <w:vertAlign w:val="baseline"/>
+                <w:lang w:val="en-US"/>
+              </w:rPr>
+              <w:t>${fileValidationValues}</w:t>
             </w:r>
           </w:p>
         </w:tc>
@@ -937,6 +884,134 @@
           </w:tcPr>
           <w:p>
             <w:pPr>
+              <w:widowControl w:val="0"/>
+              <w:jc w:val="center"/>
+              <w:rPr>
+                <w:vertAlign w:val="baseline"/>
+              </w:rPr>
+            </w:pPr>
+            <w:r>
+              <w:rPr>
+                <w:rFonts w:hint="default" w:ascii="Arial Regular" w:hAnsi="Arial Regular" w:cs="Arial Regular"/>
+                <w:color w:val="FFFFFF" w:themeColor="background1"/>
+                <w:sz w:val="18"/>
+                <w:szCs w:val="18"/>
+                <w:vertAlign w:val="baseline"/>
+                <w:lang w:val="en-US"/>
+                <w14:textFill>
+                  <w14:solidFill>
+                    <w14:schemeClr w14:val="bg1"/>
+                  </w14:solidFill>
+                </w14:textFill>
+              </w:rPr>
+              <w:t>${</w:t>
+            </w:r>
+            <w:r>
+              <w:rPr>
+                <w:rFonts w:hint="default" w:ascii="Arial Regular" w:hAnsi="Arial Regular" w:cs="Arial Regular"/>
+                <w:color w:val="FFFFFF" w:themeColor="background1"/>
+                <w:sz w:val="18"/>
+                <w:szCs w:val="18"/>
+                <w:vertAlign w:val="baseline"/>
+                <w:lang w:val="en-US" w:eastAsia="zh-CN"/>
+                <w14:textFill>
+                  <w14:solidFill>
+                    <w14:schemeClr w14:val="bg1"/>
+                  </w14:solidFill>
+                </w14:textFill>
+              </w:rPr>
+              <w:t>prerequisites</w:t>
+            </w:r>
+            <w:r>
+              <w:rPr>
+                <w:rFonts w:hint="default" w:ascii="Arial Regular" w:hAnsi="Arial Regular" w:cs="Arial Regular"/>
+                <w:color w:val="FFFFFF" w:themeColor="background1"/>
+                <w:sz w:val="18"/>
+                <w:szCs w:val="18"/>
+                <w:vertAlign w:val="baseline"/>
+                <w:lang w:val="en-US"/>
+                <w14:textFill>
+                  <w14:solidFill>
+                    <w14:schemeClr w14:val="bg1"/>
+                  </w14:solidFill>
+                </w14:textFill>
+              </w:rPr>
+              <w:t>}</w:t>
+            </w:r>
+          </w:p>
+        </w:tc>
+      </w:tr>
+      <w:tr>
+        <w:tc>
+          <w:tcPr>
+            <w:tcW w:w="9823" w:type="dxa"/>
+          </w:tcPr>
+          <w:p>
+            <w:pPr>
+              <w:widowControl w:val="0"/>
+              <w:jc w:val="both"/>
+              <w:rPr>
+                <w:rFonts w:hint="default" w:ascii="Arial Regular" w:hAnsi="Arial Regular" w:cs="Arial Regular"/>
+                <w:sz w:val="18"/>
+                <w:szCs w:val="18"/>
+                <w:vertAlign w:val="baseline"/>
+                <w:lang w:val="en-US"/>
+              </w:rPr>
+            </w:pPr>
+            <w:r>
+              <w:rPr>
+                <w:rFonts w:hint="default" w:ascii="Arial Regular" w:hAnsi="Arial Regular" w:cs="Arial Regular"/>
+                <w:sz w:val="18"/>
+                <w:szCs w:val="18"/>
+                <w:vertAlign w:val="baseline"/>
+                <w:lang w:val="en-US"/>
+              </w:rPr>
+              <w:t>${prerequicitesValues}</w:t>
+            </w:r>
+          </w:p>
+        </w:tc>
+      </w:tr>
+    </w:tbl>
+    <w:p>
+      <w:pPr>
+        <w:ind w:left="-1000" w:leftChars="-500" w:firstLine="0" w:firstLineChars="0"/>
+      </w:pPr>
+    </w:p>
+    <w:tbl>
+      <w:tblPr>
+        <w:tblStyle w:val="7"/>
+        <w:tblpPr w:leftFromText="180" w:rightFromText="180" w:vertAnchor="text" w:horzAnchor="page" w:tblpX="898" w:tblpY="232"/>
+        <w:tblOverlap w:val="never"/>
+        <w:tblW w:w="9823" w:type="dxa"/>
+        <w:tblInd w:w="0" w:type="dxa"/>
+        <w:tblBorders>
+          <w:top w:val="single" w:color="auto" w:sz="4" w:space="0"/>
+          <w:left w:val="single" w:color="auto" w:sz="4" w:space="0"/>
+          <w:bottom w:val="single" w:color="auto" w:sz="4" w:space="0"/>
+          <w:right w:val="single" w:color="auto" w:sz="4" w:space="0"/>
+          <w:insideH w:val="single" w:color="auto" w:sz="4" w:space="0"/>
+          <w:insideV w:val="single" w:color="auto" w:sz="4" w:space="0"/>
+        </w:tblBorders>
+        <w:tblLayout w:type="autofit"/>
+        <w:tblCellMar>
+          <w:top w:w="0" w:type="dxa"/>
+          <w:left w:w="108" w:type="dxa"/>
+          <w:bottom w:w="0" w:type="dxa"/>
+          <w:right w:w="108" w:type="dxa"/>
+        </w:tblCellMar>
+      </w:tblPr>
+      <w:tblGrid>
+        <w:gridCol w:w="9823"/>
+      </w:tblGrid>
+      <w:tr>
+        <w:tc>
+          <w:tcPr>
+            <w:tcW w:w="9823" w:type="dxa"/>
+            <w:shd w:val="clear" w:color="auto" w:fill="1E4D78" w:themeFill="accent1" w:themeFillShade="7F"/>
+          </w:tcPr>
+          <w:p>
+            <w:pPr>
+              <w:widowControl w:val="0"/>
               <w:jc w:val="center"/>
               <w:rPr>
                 <w:rFonts w:hint="default"/>
@@ -984,7 +1059,9 @@
         </w:tblBorders>
         <w:tblLayout w:type="autofit"/>
         <w:tblCellMar>
+          <w:top w:w="0" w:type="dxa"/>
           <w:left w:w="108" w:type="dxa"/>
+          <w:bottom w:w="0" w:type="dxa"/>
           <w:right w:w="108" w:type="dxa"/>
         </w:tblCellMar>
       </w:tblPr>
@@ -1002,6 +1079,7 @@
           </w:tcPr>
           <w:p>
             <w:pPr>
+              <w:widowControl w:val="0"/>
               <w:jc w:val="center"/>
               <w:rPr>
                 <w:rFonts w:hint="default"/>
@@ -1058,6 +1136,7 @@
           </w:tcPr>
           <w:p>
             <w:pPr>
+              <w:widowControl w:val="0"/>
               <w:jc w:val="center"/>
               <w:rPr>
                 <w:rFonts w:hint="default" w:ascii="Arial Bold" w:hAnsi="Arial Bold" w:cs="Arial Bold"/>
@@ -1089,6 +1168,7 @@
           </w:tcPr>
           <w:p>
             <w:pPr>
+              <w:widowControl w:val="0"/>
               <w:jc w:val="center"/>
               <w:rPr>
                 <w:rFonts w:hint="default" w:ascii="Arial Bold" w:hAnsi="Arial Bold" w:cs="Arial Bold"/>
@@ -1120,6 +1200,7 @@
           </w:tcPr>
           <w:p>
             <w:pPr>
+              <w:widowControl w:val="0"/>
               <w:jc w:val="center"/>
               <w:rPr>
                 <w:rFonts w:hint="default" w:ascii="Arial Bold" w:hAnsi="Arial Bold" w:cs="Arial Bold"/>
@@ -1184,6 +1265,7 @@
           </w:tcPr>
           <w:p>
             <w:pPr>
+              <w:widowControl w:val="0"/>
               <w:jc w:val="center"/>
               <w:rPr>
                 <w:rFonts w:hint="default"/>
@@ -1240,6 +1322,7 @@
           </w:tcPr>
           <w:p>
             <w:pPr>
+              <w:widowControl w:val="0"/>
               <w:jc w:val="left"/>
               <w:rPr>
                 <w:rFonts w:hint="default" w:ascii="Arial" w:hAnsi="Arial" w:cs="Arial"/>
@@ -1323,6 +1406,7 @@
           </w:tcPr>
           <w:p>
             <w:pPr>
+              <w:widowControl w:val="0"/>
               <w:jc w:val="center"/>
               <w:rPr>
                 <w:rFonts w:hint="default"/>
@@ -1379,6 +1463,7 @@
           </w:tcPr>
           <w:p>
             <w:pPr>
+              <w:widowControl w:val="0"/>
               <w:jc w:val="left"/>
               <w:rPr>
                 <w:rFonts w:hint="default" w:ascii="Arial" w:hAnsi="Arial" w:cs="Arial"/>
@@ -1421,7 +1506,19 @@
                 <w:vertAlign w:val="baseline"/>
                 <w:lang w:val="en-US"/>
               </w:rPr>
-              <w:t>Values}</w:t>
+              <w:t>Values</w:t>
+            </w:r>
+            <w:bookmarkStart w:id="0" w:name="_GoBack"/>
+            <w:bookmarkEnd w:id="0"/>
+            <w:r>
+              <w:rPr>
+                <w:rFonts w:hint="default" w:ascii="Arial Regular" w:hAnsi="Arial Regular" w:cs="Arial Regular"/>
+                <w:sz w:val="18"/>
+                <w:szCs w:val="18"/>
+                <w:vertAlign w:val="baseline"/>
+                <w:lang w:val="en-US"/>
+              </w:rPr>
+              <w:t>}</w:t>
             </w:r>
           </w:p>
         </w:tc>
@@ -1467,6 +1564,7 @@
           </w:tcPr>
           <w:p>
             <w:pPr>
+              <w:widowControl w:val="0"/>
               <w:jc w:val="center"/>
               <w:rPr>
                 <w:rFonts w:hint="default"/>
@@ -1523,6 +1621,7 @@
           </w:tcPr>
           <w:p>
             <w:pPr>
+              <w:widowControl w:val="0"/>
               <w:jc w:val="left"/>
               <w:rPr>
                 <w:rFonts w:hint="default"/>
@@ -1556,6 +1655,7 @@
           </w:tcPr>
           <w:p>
             <w:pPr>
+              <w:widowControl w:val="0"/>
               <w:jc w:val="left"/>
               <w:rPr>
                 <w:rFonts w:hint="default"/>
@@ -1589,6 +1689,7 @@
           </w:tcPr>
           <w:p>
             <w:pPr>
+              <w:widowControl w:val="0"/>
               <w:jc w:val="left"/>
               <w:rPr>
                 <w:rFonts w:hint="default"/>
@@ -1657,6 +1758,7 @@
           </w:tcPr>
           <w:p>
             <w:pPr>
+              <w:widowControl w:val="0"/>
               <w:jc w:val="center"/>
               <w:rPr>
                 <w:rFonts w:hint="default"/>
@@ -1679,256 +1781,6 @@
                 </w14:textFill>
               </w:rPr>
               <w:t>CAMBIOS EN BASE DE DATOS</w:t>
-            </w:r>
-          </w:p>
-        </w:tc>
-      </w:tr>
-    </w:tbl>
-    <w:p>
-      <w:pPr>
-        <w:ind w:left="-1000" w:leftChars="-500" w:firstLine="0" w:firstLineChars="0"/>
-      </w:pPr>
-    </w:p>
-    <w:tbl>
-      <w:tblPr>
-        <w:tblStyle w:val="7"/>
-        <w:tblW w:w="9847" w:type="dxa"/>
-        <w:tblInd w:w="-915" w:type="dxa"/>
-        <w:tblBorders>
-          <w:top w:val="single" w:color="auto" w:sz="4" w:space="0"/>
-          <w:left w:val="single" w:color="auto" w:sz="4" w:space="0"/>
-          <w:bottom w:val="single" w:color="auto" w:sz="4" w:space="0"/>
-          <w:right w:val="single" w:color="auto" w:sz="4" w:space="0"/>
-          <w:insideH w:val="single" w:color="auto" w:sz="4" w:space="0"/>
-          <w:insideV w:val="single" w:color="auto" w:sz="4" w:space="0"/>
-        </w:tblBorders>
-        <w:tblLayout w:type="autofit"/>
-        <w:tblCellMar>
-          <w:left w:w="108" w:type="dxa"/>
-          <w:right w:w="108" w:type="dxa"/>
-        </w:tblCellMar>
-      </w:tblPr>
-      <w:tblGrid>
-        <w:gridCol w:w="1094"/>
-        <w:gridCol w:w="1788"/>
-        <w:gridCol w:w="3145"/>
-        <w:gridCol w:w="1705"/>
-        <w:gridCol w:w="2115"/>
-      </w:tblGrid>
-      <w:tr>
-        <w:tc>
-          <w:tcPr>
-            <w:tcW w:w="9847" w:type="dxa"/>
-            <w:gridSpan w:val="5"/>
-            <w:shd w:val="clear" w:color="auto" w:fill="9CC2E5" w:themeFill="accent1" w:themeFillTint="99"/>
-          </w:tcPr>
-          <w:p>
-            <w:pPr>
-              <w:jc w:val="center"/>
-              <w:rPr>
-                <w:vertAlign w:val="baseline"/>
-              </w:rPr>
-            </w:pPr>
-            <w:r>
-              <w:rPr>
-                <w:rFonts w:hint="default" w:ascii="Arial Bold" w:hAnsi="Arial Bold" w:cs="Arial Bold"/>
-                <w:b/>
-                <w:bCs/>
-                <w:color w:val="auto"/>
-                <w:sz w:val="18"/>
-                <w:szCs w:val="18"/>
-                <w:vertAlign w:val="baseline"/>
-                <w:lang w:val="en-US"/>
-              </w:rPr>
-              <w:t>${</w:t>
-            </w:r>
-            <w:r>
-              <w:rPr>
-                <w:rFonts w:hint="default" w:ascii="Arial Bold" w:hAnsi="Arial Bold" w:cs="Arial Bold"/>
-                <w:b/>
-                <w:bCs/>
-                <w:color w:val="auto"/>
-                <w:sz w:val="18"/>
-                <w:szCs w:val="18"/>
-                <w:vertAlign w:val="baseline"/>
-                <w:lang w:val="en-US" w:eastAsia="zh-CN"/>
-              </w:rPr>
-              <w:t>dbScripts</w:t>
-            </w:r>
-            <w:r>
-              <w:rPr>
-                <w:rFonts w:hint="default" w:ascii="Arial Bold" w:hAnsi="Arial Bold" w:cs="Arial Bold"/>
-                <w:b/>
-                <w:bCs/>
-                <w:color w:val="auto"/>
-                <w:sz w:val="18"/>
-                <w:szCs w:val="18"/>
-                <w:vertAlign w:val="baseline"/>
-                <w:lang w:val="en-US"/>
-              </w:rPr>
-              <w:t>}</w:t>
-            </w:r>
-          </w:p>
-        </w:tc>
-      </w:tr>
-      <w:tr>
-        <w:tc>
-          <w:tcPr>
-            <w:tcW w:w="1094" w:type="dxa"/>
-            <w:vAlign w:val="center"/>
-          </w:tcPr>
-          <w:p>
-            <w:pPr>
-              <w:jc w:val="center"/>
-              <w:rPr>
-                <w:rFonts w:hint="default" w:ascii="Arial Bold" w:hAnsi="Arial Bold" w:cs="Arial Bold"/>
-                <w:b/>
-                <w:bCs/>
-                <w:sz w:val="18"/>
-                <w:szCs w:val="18"/>
-                <w:vertAlign w:val="baseline"/>
-                <w:lang w:val="en-US"/>
-              </w:rPr>
-            </w:pPr>
-            <w:r>
-              <w:rPr>
-                <w:rFonts w:hint="default" w:ascii="Arial Bold" w:hAnsi="Arial Bold" w:cs="Arial Bold"/>
-                <w:b/>
-                <w:bCs/>
-                <w:sz w:val="18"/>
-                <w:szCs w:val="18"/>
-                <w:vertAlign w:val="baseline"/>
-                <w:lang w:val="en-US"/>
-              </w:rPr>
-              <w:t>Base de Datos</w:t>
-            </w:r>
-          </w:p>
-        </w:tc>
-        <w:tc>
-          <w:tcPr>
-            <w:tcW w:w="1788" w:type="dxa"/>
-            <w:vAlign w:val="center"/>
-          </w:tcPr>
-          <w:p>
-            <w:pPr>
-              <w:jc w:val="center"/>
-              <w:rPr>
-                <w:rFonts w:hint="default" w:ascii="Arial Bold" w:hAnsi="Arial Bold" w:cs="Arial Bold"/>
-                <w:b/>
-                <w:bCs/>
-                <w:sz w:val="18"/>
-                <w:szCs w:val="18"/>
-                <w:vertAlign w:val="baseline"/>
-                <w:lang w:val="en-US"/>
-              </w:rPr>
-            </w:pPr>
-            <w:r>
-              <w:rPr>
-                <w:rFonts w:hint="default" w:ascii="Arial Bold" w:hAnsi="Arial Bold" w:cs="Arial Bold"/>
-                <w:b/>
-                <w:bCs/>
-                <w:sz w:val="18"/>
-                <w:szCs w:val="18"/>
-                <w:vertAlign w:val="baseline"/>
-                <w:lang w:val="en-US"/>
-              </w:rPr>
-              <w:t>Origen</w:t>
-            </w:r>
-          </w:p>
-        </w:tc>
-        <w:tc>
-          <w:tcPr>
-            <w:tcW w:w="3145" w:type="dxa"/>
-            <w:vAlign w:val="center"/>
-          </w:tcPr>
-          <w:p>
-            <w:pPr>
-              <w:jc w:val="center"/>
-              <w:rPr>
-                <w:rFonts w:hint="default" w:ascii="Arial Bold" w:hAnsi="Arial Bold" w:cs="Arial Bold"/>
-                <w:b/>
-                <w:bCs/>
-                <w:sz w:val="18"/>
-                <w:szCs w:val="18"/>
-                <w:vertAlign w:val="baseline"/>
-                <w:lang w:val="en-US"/>
-              </w:rPr>
-            </w:pPr>
-            <w:r>
-              <w:rPr>
-                <w:rFonts w:hint="default" w:ascii="Arial Bold" w:hAnsi="Arial Bold" w:cs="Arial Bold"/>
-                <w:b/>
-                <w:bCs/>
-                <w:sz w:val="18"/>
-                <w:szCs w:val="18"/>
-                <w:vertAlign w:val="baseline"/>
-                <w:lang w:val="en-US"/>
-              </w:rPr>
-              <w:t>Archivo</w:t>
-            </w:r>
-          </w:p>
-        </w:tc>
-        <w:tc>
-          <w:tcPr>
-            <w:tcW w:w="1705" w:type="dxa"/>
-            <w:vAlign w:val="center"/>
-          </w:tcPr>
-          <w:p>
-            <w:pPr>
-              <w:jc w:val="center"/>
-              <w:rPr>
-                <w:rFonts w:hint="default" w:ascii="Arial Bold" w:hAnsi="Arial Bold" w:cs="Arial Bold"/>
-                <w:b/>
-                <w:bCs/>
-                <w:sz w:val="18"/>
-                <w:szCs w:val="18"/>
-                <w:vertAlign w:val="baseline"/>
-                <w:lang w:val="en-US"/>
-              </w:rPr>
-            </w:pPr>
-            <w:r>
-              <w:rPr>
-                <w:rFonts w:hint="default" w:ascii="Arial Bold" w:hAnsi="Arial Bold" w:cs="Arial Bold"/>
-                <w:b/>
-                <w:bCs/>
-                <w:sz w:val="18"/>
-                <w:szCs w:val="18"/>
-                <w:vertAlign w:val="baseline"/>
-                <w:lang w:val="en-US"/>
-              </w:rPr>
-              <w:t>Acción</w:t>
-            </w:r>
-          </w:p>
-        </w:tc>
-        <w:tc>
-          <w:tcPr>
-            <w:tcW w:w="2115" w:type="dxa"/>
-            <w:vAlign w:val="center"/>
-          </w:tcPr>
-          <w:p>
-            <w:pPr>
-              <w:jc w:val="center"/>
-              <w:rPr>
-                <w:rFonts w:hint="default" w:ascii="Arial Bold" w:hAnsi="Arial Bold" w:cs="Arial Bold"/>
-                <w:b/>
-                <w:bCs/>
-                <w:sz w:val="18"/>
-                <w:szCs w:val="18"/>
-                <w:vertAlign w:val="baseline"/>
-                <w:lang w:val="en-US"/>
-              </w:rPr>
-            </w:pPr>
-            <w:r>
-              <w:rPr>
-                <w:rFonts w:hint="default" w:ascii="Arial Bold" w:hAnsi="Arial Bold" w:cs="Arial Bold"/>
-                <w:b/>
-                <w:bCs/>
-                <w:sz w:val="18"/>
-                <w:szCs w:val="18"/>
-                <w:vertAlign w:val="baseline"/>
-                <w:lang w:val="en-US"/>
-              </w:rPr>
-              <w:t>Comentarios</w:t>
             </w:r>
           </w:p>
         </w:tc>
@@ -1976,6 +1828,7 @@
           </w:tcPr>
           <w:p>
             <w:pPr>
+              <w:widowControl w:val="0"/>
               <w:jc w:val="center"/>
               <w:rPr>
                 <w:vertAlign w:val="baseline"/>
@@ -2005,7 +1858,7 @@
                 <w:vertAlign w:val="baseline"/>
                 <w:lang w:val="en-US" w:eastAsia="zh-CN"/>
               </w:rPr>
-              <w:t>dbReverseScripts</w:t>
+              <w:t>dbScripts</w:t>
             </w:r>
             <w:r>
               <w:rPr>
@@ -2031,6 +1884,7 @@
           </w:tcPr>
           <w:p>
             <w:pPr>
+              <w:widowControl w:val="0"/>
               <w:jc w:val="center"/>
               <w:rPr>
                 <w:rFonts w:hint="default" w:ascii="Arial Bold" w:hAnsi="Arial Bold" w:cs="Arial Bold"/>
@@ -2063,6 +1917,7 @@
           </w:tcPr>
           <w:p>
             <w:pPr>
+              <w:widowControl w:val="0"/>
               <w:jc w:val="center"/>
               <w:rPr>
                 <w:rFonts w:hint="default" w:ascii="Arial Bold" w:hAnsi="Arial Bold" w:cs="Arial Bold"/>
@@ -2095,6 +1950,7 @@
           </w:tcPr>
           <w:p>
             <w:pPr>
+              <w:widowControl w:val="0"/>
               <w:jc w:val="center"/>
               <w:rPr>
                 <w:rFonts w:hint="default" w:ascii="Arial Bold" w:hAnsi="Arial Bold" w:cs="Arial Bold"/>
@@ -2127,6 +1983,7 @@
           </w:tcPr>
           <w:p>
             <w:pPr>
+              <w:widowControl w:val="0"/>
               <w:jc w:val="center"/>
               <w:rPr>
                 <w:rFonts w:hint="default" w:ascii="Arial Bold" w:hAnsi="Arial Bold" w:cs="Arial Bold"/>
@@ -2159,6 +2016,265 @@
           </w:tcPr>
           <w:p>
             <w:pPr>
+              <w:widowControl w:val="0"/>
+              <w:jc w:val="center"/>
+              <w:rPr>
+                <w:rFonts w:hint="default" w:ascii="Arial Bold" w:hAnsi="Arial Bold" w:cs="Arial Bold"/>
+                <w:b/>
+                <w:bCs/>
+                <w:sz w:val="18"/>
+                <w:szCs w:val="18"/>
+                <w:vertAlign w:val="baseline"/>
+                <w:lang w:val="en-US"/>
+              </w:rPr>
+            </w:pPr>
+            <w:r>
+              <w:rPr>
+                <w:rFonts w:hint="default" w:ascii="Arial Bold" w:hAnsi="Arial Bold" w:cs="Arial Bold"/>
+                <w:b/>
+                <w:bCs/>
+                <w:sz w:val="18"/>
+                <w:szCs w:val="18"/>
+                <w:vertAlign w:val="baseline"/>
+                <w:lang w:val="en-US"/>
+              </w:rPr>
+              <w:t>Comentarios</w:t>
+            </w:r>
+          </w:p>
+        </w:tc>
+      </w:tr>
+    </w:tbl>
+    <w:p>
+      <w:pPr>
+        <w:ind w:left="-1000" w:leftChars="-500" w:firstLine="0" w:firstLineChars="0"/>
+      </w:pPr>
+    </w:p>
+    <w:tbl>
+      <w:tblPr>
+        <w:tblStyle w:val="7"/>
+        <w:tblW w:w="9847" w:type="dxa"/>
+        <w:tblInd w:w="-915" w:type="dxa"/>
+        <w:tblBorders>
+          <w:top w:val="single" w:color="auto" w:sz="4" w:space="0"/>
+          <w:left w:val="single" w:color="auto" w:sz="4" w:space="0"/>
+          <w:bottom w:val="single" w:color="auto" w:sz="4" w:space="0"/>
+          <w:right w:val="single" w:color="auto" w:sz="4" w:space="0"/>
+          <w:insideH w:val="single" w:color="auto" w:sz="4" w:space="0"/>
+          <w:insideV w:val="single" w:color="auto" w:sz="4" w:space="0"/>
+        </w:tblBorders>
+        <w:tblLayout w:type="autofit"/>
+        <w:tblCellMar>
+          <w:top w:w="0" w:type="dxa"/>
+          <w:left w:w="108" w:type="dxa"/>
+          <w:bottom w:w="0" w:type="dxa"/>
+          <w:right w:w="108" w:type="dxa"/>
+        </w:tblCellMar>
+      </w:tblPr>
+      <w:tblGrid>
+        <w:gridCol w:w="1094"/>
+        <w:gridCol w:w="1788"/>
+        <w:gridCol w:w="3145"/>
+        <w:gridCol w:w="1705"/>
+        <w:gridCol w:w="2115"/>
+      </w:tblGrid>
+      <w:tr>
+        <w:tc>
+          <w:tcPr>
+            <w:tcW w:w="9847" w:type="dxa"/>
+            <w:gridSpan w:val="5"/>
+            <w:shd w:val="clear" w:color="auto" w:fill="9CC2E5" w:themeFill="accent1" w:themeFillTint="99"/>
+          </w:tcPr>
+          <w:p>
+            <w:pPr>
+              <w:widowControl w:val="0"/>
+              <w:jc w:val="center"/>
+              <w:rPr>
+                <w:vertAlign w:val="baseline"/>
+              </w:rPr>
+            </w:pPr>
+            <w:r>
+              <w:rPr>
+                <w:rFonts w:hint="default" w:ascii="Arial Bold" w:hAnsi="Arial Bold" w:cs="Arial Bold"/>
+                <w:b/>
+                <w:bCs/>
+                <w:color w:val="auto"/>
+                <w:sz w:val="18"/>
+                <w:szCs w:val="18"/>
+                <w:vertAlign w:val="baseline"/>
+                <w:lang w:val="en-US"/>
+              </w:rPr>
+              <w:t>${</w:t>
+            </w:r>
+            <w:r>
+              <w:rPr>
+                <w:rFonts w:hint="default" w:ascii="Arial Bold" w:hAnsi="Arial Bold" w:cs="Arial Bold"/>
+                <w:b/>
+                <w:bCs/>
+                <w:color w:val="auto"/>
+                <w:sz w:val="18"/>
+                <w:szCs w:val="18"/>
+                <w:vertAlign w:val="baseline"/>
+                <w:lang w:val="en-US" w:eastAsia="zh-CN"/>
+              </w:rPr>
+              <w:t>dbReverseScripts</w:t>
+            </w:r>
+            <w:r>
+              <w:rPr>
+                <w:rFonts w:hint="default" w:ascii="Arial Bold" w:hAnsi="Arial Bold" w:cs="Arial Bold"/>
+                <w:b/>
+                <w:bCs/>
+                <w:color w:val="auto"/>
+                <w:sz w:val="18"/>
+                <w:szCs w:val="18"/>
+                <w:vertAlign w:val="baseline"/>
+                <w:lang w:val="en-US"/>
+              </w:rPr>
+              <w:t>}</w:t>
+            </w:r>
+          </w:p>
+        </w:tc>
+      </w:tr>
+      <w:tr>
+        <w:tc>
+          <w:tcPr>
+            <w:tcW w:w="1094" w:type="dxa"/>
+            <w:vAlign w:val="center"/>
+          </w:tcPr>
+          <w:p>
+            <w:pPr>
+              <w:widowControl w:val="0"/>
+              <w:jc w:val="center"/>
+              <w:rPr>
+                <w:rFonts w:hint="default" w:ascii="Arial Bold" w:hAnsi="Arial Bold" w:cs="Arial Bold"/>
+                <w:b/>
+                <w:bCs/>
+                <w:sz w:val="18"/>
+                <w:szCs w:val="18"/>
+                <w:vertAlign w:val="baseline"/>
+                <w:lang w:val="en-US"/>
+              </w:rPr>
+            </w:pPr>
+            <w:r>
+              <w:rPr>
+                <w:rFonts w:hint="default" w:ascii="Arial Bold" w:hAnsi="Arial Bold" w:cs="Arial Bold"/>
+                <w:b/>
+                <w:bCs/>
+                <w:sz w:val="18"/>
+                <w:szCs w:val="18"/>
+                <w:vertAlign w:val="baseline"/>
+                <w:lang w:val="en-US"/>
+              </w:rPr>
+              <w:t>Base de Datos</w:t>
+            </w:r>
+          </w:p>
+        </w:tc>
+        <w:tc>
+          <w:tcPr>
+            <w:tcW w:w="1788" w:type="dxa"/>
+            <w:vAlign w:val="center"/>
+          </w:tcPr>
+          <w:p>
+            <w:pPr>
+              <w:widowControl w:val="0"/>
+              <w:jc w:val="center"/>
+              <w:rPr>
+                <w:rFonts w:hint="default" w:ascii="Arial Bold" w:hAnsi="Arial Bold" w:cs="Arial Bold"/>
+                <w:b/>
+                <w:bCs/>
+                <w:sz w:val="18"/>
+                <w:szCs w:val="18"/>
+                <w:vertAlign w:val="baseline"/>
+                <w:lang w:val="en-US"/>
+              </w:rPr>
+            </w:pPr>
+            <w:r>
+              <w:rPr>
+                <w:rFonts w:hint="default" w:ascii="Arial Bold" w:hAnsi="Arial Bold" w:cs="Arial Bold"/>
+                <w:b/>
+                <w:bCs/>
+                <w:sz w:val="18"/>
+                <w:szCs w:val="18"/>
+                <w:vertAlign w:val="baseline"/>
+                <w:lang w:val="en-US"/>
+              </w:rPr>
+              <w:t>Origen</w:t>
+            </w:r>
+          </w:p>
+        </w:tc>
+        <w:tc>
+          <w:tcPr>
+            <w:tcW w:w="3145" w:type="dxa"/>
+            <w:vAlign w:val="center"/>
+          </w:tcPr>
+          <w:p>
+            <w:pPr>
+              <w:widowControl w:val="0"/>
+              <w:jc w:val="center"/>
+              <w:rPr>
+                <w:rFonts w:hint="default" w:ascii="Arial Bold" w:hAnsi="Arial Bold" w:cs="Arial Bold"/>
+                <w:b/>
+                <w:bCs/>
+                <w:sz w:val="18"/>
+                <w:szCs w:val="18"/>
+                <w:vertAlign w:val="baseline"/>
+                <w:lang w:val="en-US"/>
+              </w:rPr>
+            </w:pPr>
+            <w:r>
+              <w:rPr>
+                <w:rFonts w:hint="default" w:ascii="Arial Bold" w:hAnsi="Arial Bold" w:cs="Arial Bold"/>
+                <w:b/>
+                <w:bCs/>
+                <w:sz w:val="18"/>
+                <w:szCs w:val="18"/>
+                <w:vertAlign w:val="baseline"/>
+                <w:lang w:val="en-US"/>
+              </w:rPr>
+              <w:t>Archivo</w:t>
+            </w:r>
+          </w:p>
+        </w:tc>
+        <w:tc>
+          <w:tcPr>
+            <w:tcW w:w="1705" w:type="dxa"/>
+            <w:vAlign w:val="center"/>
+          </w:tcPr>
+          <w:p>
+            <w:pPr>
+              <w:widowControl w:val="0"/>
+              <w:jc w:val="center"/>
+              <w:rPr>
+                <w:rFonts w:hint="default" w:ascii="Arial Bold" w:hAnsi="Arial Bold" w:cs="Arial Bold"/>
+                <w:b/>
+                <w:bCs/>
+                <w:sz w:val="18"/>
+                <w:szCs w:val="18"/>
+                <w:vertAlign w:val="baseline"/>
+                <w:lang w:val="en-US"/>
+              </w:rPr>
+            </w:pPr>
+            <w:r>
+              <w:rPr>
+                <w:rFonts w:hint="default" w:ascii="Arial Bold" w:hAnsi="Arial Bold" w:cs="Arial Bold"/>
+                <w:b/>
+                <w:bCs/>
+                <w:sz w:val="18"/>
+                <w:szCs w:val="18"/>
+                <w:vertAlign w:val="baseline"/>
+                <w:lang w:val="en-US"/>
+              </w:rPr>
+              <w:t>Acción</w:t>
+            </w:r>
+          </w:p>
+        </w:tc>
+        <w:tc>
+          <w:tcPr>
+            <w:tcW w:w="2115" w:type="dxa"/>
+            <w:vAlign w:val="center"/>
+          </w:tcPr>
+          <w:p>
+            <w:pPr>
+              <w:widowControl w:val="0"/>
               <w:jc w:val="center"/>
               <w:rPr>
                 <w:rFonts w:hint="default" w:ascii="Arial Bold" w:hAnsi="Arial Bold" w:cs="Arial Bold"/>
@@ -2206,7 +2322,9 @@
         </w:tblBorders>
         <w:tblLayout w:type="autofit"/>
         <w:tblCellMar>
+          <w:top w:w="0" w:type="dxa"/>
           <w:left w:w="108" w:type="dxa"/>
+          <w:bottom w:w="0" w:type="dxa"/>
           <w:right w:w="108" w:type="dxa"/>
         </w:tblCellMar>
       </w:tblPr>
@@ -2224,6 +2342,7 @@
           </w:tcPr>
           <w:p>
             <w:pPr>
+              <w:widowControl w:val="0"/>
               <w:jc w:val="center"/>
               <w:rPr>
                 <w:rFonts w:hint="default" w:ascii="Arial Regular" w:hAnsi="Arial Regular" w:cs="Arial Regular"/>
@@ -2290,6 +2409,7 @@
           </w:tcPr>
           <w:p>
             <w:pPr>
+              <w:widowControl w:val="0"/>
               <w:jc w:val="center"/>
               <w:rPr>
                 <w:rFonts w:hint="default" w:ascii="Arial Regular" w:hAnsi="Arial Regular" w:cs="Arial Regular"/>
@@ -2321,6 +2441,7 @@
           </w:tcPr>
           <w:p>
             <w:pPr>
+              <w:widowControl w:val="0"/>
               <w:jc w:val="center"/>
               <w:rPr>
                 <w:rFonts w:hint="default" w:ascii="Arial Regular" w:hAnsi="Arial Regular" w:cs="Arial Regular"/>
@@ -2352,6 +2473,7 @@
           </w:tcPr>
           <w:p>
             <w:pPr>
+              <w:widowControl w:val="0"/>
               <w:jc w:val="center"/>
               <w:rPr>
                 <w:rFonts w:hint="default" w:ascii="Arial Regular" w:hAnsi="Arial Regular" w:cs="Arial Regular"/>
